--- a/artifacts/api-server/phase2a-evidence/housing-log-docx-first.docx
+++ b/artifacts/api-server/phase2a-evidence/housing-log-docx-first.docx
@@ -1623,7 +1623,7 @@
                 <w:sz w:val="10"/>
                 <w:szCs w:val="10"/>
               </w:rPr>
-              <w:t xml:space="preserve">Sgt. Montgomery / OK / 1 / M-19 / 2</w:t>
+              <w:t xml:space="preserve">Sgt. A. Montgomery / OK / 1 / M-19 / 2</w:t>
             </w:r>
           </w:p>
         </w:tc>
